--- a/doc/Soundbar带屏智能音响UI_PRD.docx
+++ b/doc/Soundbar带屏智能音响UI_PRD.docx
@@ -1410,12 +1410,14 @@
             <w:tcW w:type="dxa" w:w="2556"/>
           </w:tcPr>
           <w:p>
+            <w:r/>
             <w:r>
               <w:rPr>
                 <w:rFonts w:ascii="Microsoft YaHei" w:hAnsi="Microsoft YaHei" w:eastAsia="Microsoft YaHei"/>
-                <w:sz w:val="17"/>
+                <w:b w:val="0"/>
+                <w:sz w:val="21"/>
               </w:rPr>
-              <w:t>混响、回声等人声效果强度</w:t>
+              <w:t>卡拉 OK 人声效果强度</w:t>
             </w:r>
           </w:p>
         </w:tc>
@@ -1438,12 +1440,14 @@
             <w:tcW w:type="dxa" w:w="2556"/>
           </w:tcPr>
           <w:p>
+            <w:r/>
             <w:r>
               <w:rPr>
                 <w:rFonts w:ascii="Microsoft YaHei" w:hAnsi="Microsoft YaHei" w:eastAsia="Microsoft YaHei"/>
-                <w:sz w:val="17"/>
+                <w:b w:val="0"/>
+                <w:sz w:val="21"/>
               </w:rPr>
-              <w:t>页面内独立滑杆/展开面板</w:t>
+              <w:t>页面内独立滑杆</w:t>
             </w:r>
           </w:p>
         </w:tc>
@@ -4825,12 +4829,14 @@
             <w:tcW w:type="dxa" w:w="5112"/>
           </w:tcPr>
           <w:p>
+            <w:r/>
             <w:r>
               <w:rPr>
                 <w:rFonts w:ascii="Microsoft YaHei" w:hAnsi="Microsoft YaHei" w:eastAsia="Microsoft YaHei"/>
-                <w:sz w:val="17"/>
+                <w:b w:val="0"/>
+                <w:sz w:val="21"/>
               </w:rPr>
-              <w:t>调整混响、回声总强度；支持展开混响、回声的开关与档位</w:t>
+              <w:t>调整卡拉 OK 人声效果强度；仅提供一条独立滑杆</w:t>
             </w:r>
           </w:p>
         </w:tc>
@@ -4838,12 +4844,14 @@
     </w:tbl>
     <w:p/>
     <w:p>
-      <w:r>
-        <w:rPr>
-          <w:rFonts w:ascii="Microsoft YaHei" w:hAnsi="Microsoft YaHei" w:eastAsia="Microsoft YaHei"/>
-          <w:sz w:val="21"/>
-        </w:rPr>
-        <w:t>卡拉 OK 面板顶部显示“卡拉 OK 音量”，底部提供“恢复卡拉 OK 默认”按钮；此按钮仅重置话筒音量和音效音量，不重置全局功放音量。三条滑杆使用不同的辅助图标和说明，禁止只以颜色区分。</w:t>
+      <w:r/>
+      <w:r>
+        <w:rPr>
+          <w:rFonts w:ascii="Microsoft YaHei" w:hAnsi="Microsoft YaHei" w:eastAsia="Microsoft YaHei"/>
+          <w:b w:val="0"/>
+          <w:sz w:val="21"/>
+        </w:rPr>
+        <w:t>卡拉 OK 面板仅展示功放音量、话筒音量、音效音量三条滑杆。三条滑杆使用不同的辅助图标和说明，禁止只以颜色区分。</w:t>
       </w:r>
     </w:p>
     <w:p>
@@ -4933,20 +4941,14 @@
       </w:r>
     </w:p>
     <w:p>
-      <w:r>
-        <w:rPr>
-          <w:rFonts w:ascii="Microsoft YaHei" w:hAnsi="Microsoft YaHei" w:eastAsia="Microsoft YaHei"/>
-          <w:b/>
-          <w:sz w:val="21"/>
-        </w:rPr>
-        <w:t>页面目标</w:t>
-      </w:r>
-      <w:r>
-        <w:rPr>
-          <w:rFonts w:ascii="Microsoft YaHei" w:hAnsi="Microsoft YaHei" w:eastAsia="Microsoft YaHei"/>
-          <w:sz w:val="21"/>
-        </w:rPr>
-        <w:t>：直观看到蓝牙连接对象，完成连接、断开和复位。</w:t>
+      <w:r/>
+      <w:r>
+        <w:rPr>
+          <w:rFonts w:ascii="Microsoft YaHei" w:hAnsi="Microsoft YaHei" w:eastAsia="Microsoft YaHei"/>
+          <w:b w:val="0"/>
+          <w:sz w:val="21"/>
+        </w:rPr>
+        <w:t>页面目标：直观看到蓝牙连接对象，并完成断开和复位。蓝牙配对/搜索由手机、平板或其他外部设备主动发起，本产品不提供独立的蓝牙设备搜索页面。</w:t>
       </w:r>
     </w:p>
     <w:p>
@@ -4962,90 +4964,56 @@
       <w:pPr>
         <w:pStyle w:val="ListNumber"/>
       </w:pPr>
-      <w:r>
-        <w:rPr>
-          <w:rFonts w:ascii="Microsoft YaHei" w:hAnsi="Microsoft YaHei" w:eastAsia="Microsoft YaHei"/>
-          <w:sz w:val="21"/>
-        </w:rPr>
-        <w:t>顶部连接卡：蓝牙图标、状态、设备名。</w:t>
+      <w:r/>
+      <w:r>
+        <w:rPr>
+          <w:rFonts w:ascii="Microsoft YaHei" w:hAnsi="Microsoft YaHei" w:eastAsia="Microsoft YaHei"/>
+          <w:b w:val="0"/>
+          <w:sz w:val="21"/>
+        </w:rPr>
+        <w:t>顶部连接卡：蓝牙图标、已连接/未连接状态、设备名；未连接时显示“请在手机端连接本设备”。</w:t>
       </w:r>
     </w:p>
     <w:p>
       <w:pPr>
         <w:pStyle w:val="ListNumber"/>
       </w:pPr>
-      <w:r>
-        <w:rPr>
-          <w:rFonts w:ascii="Microsoft YaHei" w:hAnsi="Microsoft YaHei" w:eastAsia="Microsoft YaHei"/>
-          <w:sz w:val="21"/>
-        </w:rPr>
-        <w:t>操作按钮：</w:t>
-      </w:r>
-      <w:r>
-        <w:rPr>
-          <w:rFonts w:ascii="Consolas" w:hAnsi="Consolas" w:eastAsia="Microsoft YaHei"/>
-          <w:sz w:val="21"/>
-        </w:rPr>
-        <w:t>连接设备</w:t>
-      </w:r>
-      <w:r>
-        <w:rPr>
-          <w:rFonts w:ascii="Microsoft YaHei" w:hAnsi="Microsoft YaHei" w:eastAsia="Microsoft YaHei"/>
-          <w:sz w:val="21"/>
-        </w:rPr>
-        <w:t>、</w:t>
-      </w:r>
-      <w:r>
-        <w:rPr>
-          <w:rFonts w:ascii="Consolas" w:hAnsi="Consolas" w:eastAsia="Microsoft YaHei"/>
-          <w:sz w:val="21"/>
-        </w:rPr>
-        <w:t>断开连接</w:t>
-      </w:r>
-      <w:r>
-        <w:rPr>
-          <w:rFonts w:ascii="Microsoft YaHei" w:hAnsi="Microsoft YaHei" w:eastAsia="Microsoft YaHei"/>
-          <w:sz w:val="21"/>
-        </w:rPr>
-        <w:t>、</w:t>
-      </w:r>
-      <w:r>
-        <w:rPr>
-          <w:rFonts w:ascii="Consolas" w:hAnsi="Consolas" w:eastAsia="Microsoft YaHei"/>
-          <w:sz w:val="21"/>
-        </w:rPr>
-        <w:t>重置蓝牙</w:t>
-      </w:r>
-      <w:r>
-        <w:rPr>
-          <w:rFonts w:ascii="Microsoft YaHei" w:hAnsi="Microsoft YaHei" w:eastAsia="Microsoft YaHei"/>
-          <w:sz w:val="21"/>
-        </w:rPr>
-        <w:t>。</w:t>
+      <w:r/>
+      <w:r>
+        <w:rPr>
+          <w:rFonts w:ascii="Microsoft YaHei" w:hAnsi="Microsoft YaHei" w:eastAsia="Microsoft YaHei"/>
+          <w:b w:val="0"/>
+          <w:sz w:val="21"/>
+        </w:rPr>
+        <w:t>操作按钮：已连接时显示“断开连接”和“重置蓝牙”；未连接时仅显示“重置蓝牙”。</w:t>
       </w:r>
     </w:p>
     <w:p>
       <w:pPr>
         <w:pStyle w:val="ListNumber"/>
       </w:pPr>
-      <w:r>
-        <w:rPr>
-          <w:rFonts w:ascii="Microsoft YaHei" w:hAnsi="Microsoft YaHei" w:eastAsia="Microsoft YaHei"/>
-          <w:sz w:val="21"/>
-        </w:rPr>
-        <w:t>播放信息：歌曲名、艺术家，歌词</w:t>
+      <w:r/>
+      <w:r>
+        <w:rPr>
+          <w:rFonts w:ascii="Microsoft YaHei" w:hAnsi="Microsoft YaHei" w:eastAsia="Microsoft YaHei"/>
+          <w:b w:val="0"/>
+          <w:sz w:val="21"/>
+        </w:rPr>
+        <w:t>播放信息：歌曲名、艺术家、歌词（蓝牙媒体协议提供时显示）。</w:t>
       </w:r>
     </w:p>
     <w:p>
       <w:pPr>
         <w:pStyle w:val="ListNumber"/>
       </w:pPr>
-      <w:r>
-        <w:rPr>
-          <w:rFonts w:ascii="Microsoft YaHei" w:hAnsi="Microsoft YaHei" w:eastAsia="Microsoft YaHei"/>
-          <w:sz w:val="21"/>
-        </w:rPr>
-        <w:t>播放暂停，上一曲，下一曲按钮</w:t>
+      <w:r/>
+      <w:r>
+        <w:rPr>
+          <w:rFonts w:ascii="Microsoft YaHei" w:hAnsi="Microsoft YaHei" w:eastAsia="Microsoft YaHei"/>
+          <w:b w:val="0"/>
+          <w:sz w:val="21"/>
+        </w:rPr>
+        <w:t>播放控制：播放/暂停、上一曲、下一曲（蓝牙媒体协议提供时显示）；不展示扫描动画、可用设备列表或搜索结果页。</w:t>
       </w:r>
     </w:p>
     <w:p>
@@ -5738,12 +5706,14 @@
             <w:tcW w:type="dxa" w:w="2556"/>
           </w:tcPr>
           <w:p>
+            <w:r/>
             <w:r>
               <w:rPr>
                 <w:rFonts w:ascii="Microsoft YaHei" w:hAnsi="Microsoft YaHei" w:eastAsia="Microsoft YaHei"/>
-                <w:sz w:val="17"/>
+                <w:b w:val="0"/>
+                <w:sz w:val="21"/>
               </w:rPr>
-              <w:t>调整混响、回声效果强度</w:t>
+              <w:t>调整卡拉 OK 人声效果强度</w:t>
             </w:r>
           </w:p>
         </w:tc>
@@ -5752,63 +5722,20 @@
             <w:tcW w:type="dxa" w:w="2556"/>
           </w:tcPr>
           <w:p>
+            <w:r/>
             <w:r>
               <w:rPr>
                 <w:rFonts w:ascii="Microsoft YaHei" w:hAnsi="Microsoft YaHei" w:eastAsia="Microsoft YaHei"/>
-                <w:sz w:val="17"/>
+                <w:b w:val="0"/>
+                <w:sz w:val="21"/>
               </w:rPr>
-              <w:t>页面内直接拖动滑杆；底部面板可展开混响/回声细项</w:t>
+              <w:t>页面内直接拖动滑杆；底部面板同步相同数值</w:t>
             </w:r>
           </w:p>
         </w:tc>
       </w:tr>
     </w:tbl>
     <w:p/>
-    <w:p>
-      <w:r>
-        <w:rPr>
-          <w:rFonts w:ascii="Microsoft YaHei" w:hAnsi="Microsoft YaHei" w:eastAsia="Microsoft YaHei"/>
-          <w:sz w:val="21"/>
-        </w:rPr>
-        <w:t>音效细项仅在点击底部“音量”打开的三音量面板内展开：</w:t>
-      </w:r>
-    </w:p>
-    <w:p>
-      <w:pPr>
-        <w:pStyle w:val="ListBullet"/>
-      </w:pPr>
-      <w:r>
-        <w:rPr>
-          <w:rFonts w:ascii="Microsoft YaHei" w:hAnsi="Microsoft YaHei" w:eastAsia="Microsoft YaHei"/>
-          <w:sz w:val="21"/>
-        </w:rPr>
-        <w:t>混响：关闭、轻柔、标准、大空间（卡片单选）。</w:t>
-      </w:r>
-    </w:p>
-    <w:p>
-      <w:pPr>
-        <w:pStyle w:val="ListBullet"/>
-      </w:pPr>
-      <w:r>
-        <w:rPr>
-          <w:rFonts w:ascii="Microsoft YaHei" w:hAnsi="Microsoft YaHei" w:eastAsia="Microsoft YaHei"/>
-          <w:sz w:val="21"/>
-        </w:rPr>
-        <w:t>回声：关闭、低、中、高（卡片单选）。</w:t>
-      </w:r>
-    </w:p>
-    <w:p>
-      <w:pPr>
-        <w:pStyle w:val="ListBullet"/>
-      </w:pPr>
-      <w:r>
-        <w:rPr>
-          <w:rFonts w:ascii="Microsoft YaHei" w:hAnsi="Microsoft YaHei" w:eastAsia="Microsoft YaHei"/>
-          <w:sz w:val="21"/>
-        </w:rPr>
-        <w:t>音效音量总滑杆：作为混响和回声的总强度。</w:t>
-      </w:r>
-    </w:p>
     <w:p>
       <w:r>
         <w:rPr>
@@ -6564,6 +6491,93 @@
         <w:t>采用列表分组，分组标题清晰，避免一级页面出现过多并列按钮：</w:t>
       </w:r>
     </w:p>
+    <w:p>
+      <w:r>
+        <w:rPr>
+          <w:rFonts w:ascii="Microsoft YaHei" w:hAnsi="Microsoft YaHei" w:eastAsia="Microsoft YaHei"/>
+          <w:b/>
+          <w:sz w:val="21"/>
+        </w:rPr>
+        <w:t>一级导航与右侧二级内容映射如下：</w:t>
+      </w:r>
+    </w:p>
+    <w:p>
+      <w:r>
+        <w:rPr>
+          <w:rFonts w:ascii="Microsoft YaHei" w:hAnsi="Microsoft YaHei" w:eastAsia="Microsoft YaHei"/>
+          <w:b w:val="0"/>
+          <w:sz w:val="20"/>
+        </w:rPr>
+        <w:t>• 点击底部“返回”时，优先关闭右侧二级详情/弹窗；处于二级列表时保持当前一级选中并返回设置首页默认内容。</w:t>
+      </w:r>
+    </w:p>
+    <w:p>
+      <w:r>
+        <w:rPr>
+          <w:rFonts w:ascii="Microsoft YaHei" w:hAnsi="Microsoft YaHei" w:eastAsia="Microsoft YaHei"/>
+          <w:b w:val="0"/>
+          <w:sz w:val="20"/>
+        </w:rPr>
+        <w:t>• 遥控器方向键：左右切换一级导航与右侧内容区焦点，上下移动当前区域焦点，确认键进入或切换设置。</w:t>
+      </w:r>
+    </w:p>
+    <w:p>
+      <w:r>
+        <w:rPr>
+          <w:rFonts w:ascii="Microsoft YaHei" w:hAnsi="Microsoft YaHei" w:eastAsia="Microsoft YaHei"/>
+          <w:b w:val="0"/>
+          <w:sz w:val="20"/>
+        </w:rPr>
+        <w:t>• 右侧二级内容区占页面宽度 72%–76%，顶部固定显示当前二级标题；二级列表支持上下滚动，一级导航保持固定不滚动。</w:t>
+      </w:r>
+    </w:p>
+    <w:p>
+      <w:r>
+        <w:rPr>
+          <w:rFonts w:ascii="Microsoft YaHei" w:hAnsi="Microsoft YaHei" w:eastAsia="Microsoft YaHei"/>
+          <w:b w:val="0"/>
+          <w:sz w:val="20"/>
+        </w:rPr>
+        <w:t>• 左侧一级导航建议占页面宽度 24%–28%，使用图标 + 文字的纵向列表；选中项使用高亮底色、图标填充或左侧指示条。</w:t>
+      </w:r>
+    </w:p>
+    <w:p>
+      <w:pPr>
+        <w:shd w:fill="F3F4F6"/>
+      </w:pPr>
+      <w:r>
+        <w:rPr>
+          <w:rFonts w:ascii="Microsoft YaHei" w:hAnsi="Microsoft YaHei" w:eastAsia="Microsoft YaHei"/>
+          <w:b w:val="0"/>
+          <w:sz w:val="17"/>
+        </w:rPr>
+        <w:t>┌───────────────┬─────────────────────────────────────────────┐</w:t>
+        <w:br/>
+        <w:t>│ 设置          │ 当前二级页面标题                             │</w:t>
+        <w:br/>
+        <w:t>│ ▸ 网络        │ WiFi 网络 / 可用网络列表 / 连接状态           │</w:t>
+        <w:br/>
+        <w:t>│   显示        │ 语言 / 亮度 / 屏幕保护                       │</w:t>
+        <w:br/>
+        <w:t>│   系统        │ 系统更新 / 诊断 / 日志上报                   │</w:t>
+        <w:br/>
+        <w:t>│   关于        │ 产品信息 / 帮助 / 隐私                       │</w:t>
+        <w:br/>
+        <w:t>│   维护        │ 恢复出厂设置                                 │</w:t>
+        <w:br/>
+        <w:t>└───────────────┴─────────────────────────────────────────────┘</w:t>
+      </w:r>
+    </w:p>
+    <w:p>
+      <w:r>
+        <w:rPr>
+          <w:rFonts w:ascii="Microsoft YaHei" w:hAnsi="Microsoft YaHei" w:eastAsia="Microsoft YaHei"/>
+          <w:b w:val="0"/>
+          <w:sz w:val="21"/>
+        </w:rPr>
+        <w:t>采用横屏左右双栏结构：左侧固定展示一级导航，右侧展示当前一级导航下的二级列表或具体设置内容。一级导航切换不跳转新页面，只刷新右侧内容区。</w:t>
+      </w:r>
+    </w:p>
     <w:tbl>
       <w:tblPr>
         <w:tblStyle w:val="TableGrid"/>
@@ -6583,13 +6597,14 @@
             <w:shd w:fill="DDEBF7"/>
           </w:tcPr>
           <w:p>
+            <w:r/>
             <w:r>
               <w:rPr>
                 <w:rFonts w:ascii="Microsoft YaHei" w:hAnsi="Microsoft YaHei" w:eastAsia="Microsoft YaHei"/>
                 <w:b/>
                 <w:sz w:val="17"/>
               </w:rPr>
-              <w:t>分组</w:t>
+              <w:t>左侧一级导航</w:t>
             </w:r>
           </w:p>
         </w:tc>
@@ -6599,13 +6614,14 @@
             <w:shd w:fill="DDEBF7"/>
           </w:tcPr>
           <w:p>
+            <w:r/>
             <w:r>
               <w:rPr>
                 <w:rFonts w:ascii="Microsoft YaHei" w:hAnsi="Microsoft YaHei" w:eastAsia="Microsoft YaHei"/>
                 <w:b/>
                 <w:sz w:val="17"/>
               </w:rPr>
-              <w:t>设置项</w:t>
+              <w:t>右侧二级内容</w:t>
             </w:r>
           </w:p>
         </w:tc>
@@ -6615,6 +6631,7 @@
             <w:shd w:fill="DDEBF7"/>
           </w:tcPr>
           <w:p>
+            <w:r/>
             <w:r>
               <w:rPr>
                 <w:rFonts w:ascii="Microsoft YaHei" w:hAnsi="Microsoft YaHei" w:eastAsia="Microsoft YaHei"/>
@@ -7715,72 +7732,84 @@
       <w:pPr>
         <w:pStyle w:val="Heading3"/>
       </w:pPr>
-      <w:r>
-        <w:rPr>
-          <w:rFonts w:ascii="Microsoft YaHei" w:hAnsi="Microsoft YaHei" w:eastAsia="Microsoft YaHei"/>
-          <w:sz w:val="24"/>
-        </w:rPr>
-        <w:t>9.3 蓝牙连接</w:t>
+      <w:r/>
+      <w:r>
+        <w:rPr>
+          <w:rFonts w:ascii="Microsoft YaHei" w:hAnsi="Microsoft YaHei" w:eastAsia="Microsoft YaHei"/>
+          <w:b/>
+          <w:sz w:val="21"/>
+        </w:rPr>
+        <w:t>9.3 蓝牙状态与断开</w:t>
       </w:r>
     </w:p>
     <w:p>
       <w:pPr>
         <w:pStyle w:val="ListNumber"/>
       </w:pPr>
-      <w:r>
-        <w:rPr>
-          <w:rFonts w:ascii="Microsoft YaHei" w:hAnsi="Microsoft YaHei" w:eastAsia="Microsoft YaHei"/>
-          <w:sz w:val="21"/>
-        </w:rPr>
-        <w:t>用户进入蓝牙页并点击“连接设备”。</w:t>
+      <w:r/>
+      <w:r>
+        <w:rPr>
+          <w:rFonts w:ascii="Microsoft YaHei" w:hAnsi="Microsoft YaHei" w:eastAsia="Microsoft YaHei"/>
+          <w:b w:val="0"/>
+          <w:sz w:val="21"/>
+        </w:rPr>
+        <w:t>用户在手机、平板或其他外部设备上主动选择并连接 Soundbar。</w:t>
       </w:r>
     </w:p>
     <w:p>
       <w:pPr>
         <w:pStyle w:val="ListNumber"/>
       </w:pPr>
-      <w:r>
-        <w:rPr>
-          <w:rFonts w:ascii="Microsoft YaHei" w:hAnsi="Microsoft YaHei" w:eastAsia="Microsoft YaHei"/>
-          <w:sz w:val="21"/>
-        </w:rPr>
-        <w:t>页面内展示搜索动画和设备列表。</w:t>
+      <w:r/>
+      <w:r>
+        <w:rPr>
+          <w:rFonts w:ascii="Microsoft YaHei" w:hAnsi="Microsoft YaHei" w:eastAsia="Microsoft YaHei"/>
+          <w:b w:val="0"/>
+          <w:sz w:val="21"/>
+        </w:rPr>
+        <w:t>设备连接成功后，顶部蓝牙状态和蓝牙页面连接卡同步显示设备名与“已连接”。</w:t>
       </w:r>
     </w:p>
     <w:p>
       <w:pPr>
         <w:pStyle w:val="ListNumber"/>
       </w:pPr>
-      <w:r>
-        <w:rPr>
-          <w:rFonts w:ascii="Microsoft YaHei" w:hAnsi="Microsoft YaHei" w:eastAsia="Microsoft YaHei"/>
-          <w:sz w:val="21"/>
-        </w:rPr>
-        <w:t>点击设备后显示“正在连接”。</w:t>
+      <w:r/>
+      <w:r>
+        <w:rPr>
+          <w:rFonts w:ascii="Microsoft YaHei" w:hAnsi="Microsoft YaHei" w:eastAsia="Microsoft YaHei"/>
+          <w:b w:val="0"/>
+          <w:sz w:val="21"/>
+        </w:rPr>
+        <w:t>用户在蓝牙页点击“断开连接”后，弹出二次确认；确认后停止蓝牙播放并刷新为“未连接”。</w:t>
       </w:r>
     </w:p>
     <w:p>
       <w:pPr>
         <w:pStyle w:val="ListNumber"/>
       </w:pPr>
-      <w:r>
-        <w:rPr>
-          <w:rFonts w:ascii="Microsoft YaHei" w:hAnsi="Microsoft YaHei" w:eastAsia="Microsoft YaHei"/>
-          <w:sz w:val="21"/>
-        </w:rPr>
-        <w:t>成功：设备卡变为已连接，顶部状态同步，频谱开始跳动。</w:t>
+      <w:r/>
+      <w:r>
+        <w:rPr>
+          <w:rFonts w:ascii="Microsoft YaHei" w:hAnsi="Microsoft YaHei" w:eastAsia="Microsoft YaHei"/>
+          <w:b w:val="0"/>
+          <w:sz w:val="21"/>
+        </w:rPr>
+        <w:t>用户点击“重置蓝牙”后，清除当前蓝牙状态并提示在外部设备重新发起连接。</w:t>
       </w:r>
     </w:p>
     <w:p>
       <w:pPr>
         <w:pStyle w:val="ListNumber"/>
       </w:pPr>
-      <w:r>
-        <w:rPr>
-          <w:rFonts w:ascii="Microsoft YaHei" w:hAnsi="Microsoft YaHei" w:eastAsia="Microsoft YaHei"/>
-          <w:sz w:val="21"/>
-        </w:rPr>
-        <w:t>失败：保留页面，提示失败原因，提供“重试”。</w:t>
+      <w:r/>
+      <w:r>
+        <w:rPr>
+          <w:rFonts w:ascii="Microsoft YaHei" w:hAnsi="Microsoft YaHei" w:eastAsia="Microsoft YaHei"/>
+          <w:b w:val="0"/>
+          <w:sz w:val="21"/>
+        </w:rPr>
+        <w:t>整个流程不打开本机设备扫描、搜索结果或配对列表页面。</w:t>
       </w:r>
     </w:p>
     <w:p>
@@ -8301,12 +8330,14 @@
             <w:tcW w:type="dxa" w:w="3408"/>
           </w:tcPr>
           <w:p>
+            <w:r/>
             <w:r>
               <w:rPr>
                 <w:rFonts w:ascii="Microsoft YaHei" w:hAnsi="Microsoft YaHei" w:eastAsia="Microsoft YaHei"/>
-                <w:sz w:val="17"/>
+                <w:b w:val="0"/>
+                <w:sz w:val="21"/>
               </w:rPr>
-              <w:t>蓝牙页显示空设备列表</w:t>
+              <w:t>蓝牙页显示“请在手机端连接本设备”</w:t>
             </w:r>
           </w:p>
         </w:tc>
@@ -8315,12 +8346,14 @@
             <w:tcW w:type="dxa" w:w="3408"/>
           </w:tcPr>
           <w:p>
+            <w:r/>
             <w:r>
               <w:rPr>
                 <w:rFonts w:ascii="Microsoft YaHei" w:hAnsi="Microsoft YaHei" w:eastAsia="Microsoft YaHei"/>
-                <w:sz w:val="17"/>
+                <w:b w:val="0"/>
+                <w:sz w:val="21"/>
               </w:rPr>
-              <w:t>重新搜索、进入设置</w:t>
+              <w:t>在外部设备发起连接，或重置蓝牙</w:t>
             </w:r>
           </w:p>
         </w:tc>
@@ -8872,12 +8905,14 @@
       <w:pPr>
         <w:pStyle w:val="ListNumber"/>
       </w:pPr>
-      <w:r>
-        <w:rPr>
-          <w:rFonts w:ascii="Microsoft YaHei" w:hAnsi="Microsoft YaHei" w:eastAsia="Microsoft YaHei"/>
-          <w:sz w:val="21"/>
-        </w:rPr>
-        <w:t>蓝牙连接、WiFi 配网、卡拉 OK 麦克风连接、恢复出厂的完整弹窗和时序。</w:t>
+      <w:r/>
+      <w:r>
+        <w:rPr>
+          <w:rFonts w:ascii="Microsoft YaHei" w:hAnsi="Microsoft YaHei" w:eastAsia="Microsoft YaHei"/>
+          <w:b w:val="0"/>
+          <w:sz w:val="21"/>
+        </w:rPr>
+        <w:t>蓝牙断开/复位、WiFi 配网、卡拉 OK 麦克风连接、恢复出厂的完整弹窗和时序。</w:t>
       </w:r>
     </w:p>
     <w:p>
@@ -8913,7 +8948,7 @@
           <w:rFonts w:ascii="Microsoft YaHei" w:hAnsi="Microsoft YaHei" w:eastAsia="Microsoft YaHei"/>
           <w:sz w:val="21"/>
         </w:rPr>
-        <w:t>遥控器按键映射稿：音量、静音、输入切换、播放控制、卡拉 OK 常用操作。</w:t>
+        <w:t>图标、颜色、字体、间距、圆角、阴影、动效时长等设计规范。</w:t>
       </w:r>
     </w:p>
     <w:p>
@@ -8925,7 +8960,7 @@
           <w:rFonts w:ascii="Microsoft YaHei" w:hAnsi="Microsoft YaHei" w:eastAsia="Microsoft YaHei"/>
           <w:sz w:val="21"/>
         </w:rPr>
-        <w:t>图标、颜色、字体、间距、圆角、阴影、动效时长等设计规范。</w:t>
+        <w:t>AI 粒子核心的空闲、聆听、思考、回答、未授权和异常 6 组动效稿，以及每组对应的底部文案。</w:t>
       </w:r>
     </w:p>
     <w:p>
@@ -8937,7 +8972,500 @@
           <w:rFonts w:ascii="Microsoft YaHei" w:hAnsi="Microsoft YaHei" w:eastAsia="Microsoft YaHei"/>
           <w:sz w:val="21"/>
         </w:rPr>
-        <w:t>AI 粒子核心的空闲、聆听、思考、回答、未授权和异常 6 组动效稿，以及每组对应的底部文案。</w:t>
+        <w:t>屏保样式卡片、预览态，以及日志上报的确认、上传中、成功、失败状态稿。</w:t>
+      </w:r>
+    </w:p>
+    <w:p>
+      <w:pPr>
+        <w:pStyle w:val="Heading2"/>
+      </w:pPr>
+      <w:r>
+        <w:rPr>
+          <w:rFonts w:ascii="Microsoft YaHei" w:hAnsi="Microsoft YaHei" w:eastAsia="Microsoft YaHei"/>
+          <w:sz w:val="30"/>
+        </w:rPr>
+        <w:t>12. UI 验收标准</w:t>
+      </w:r>
+    </w:p>
+    <w:p>
+      <w:pPr>
+        <w:pStyle w:val="Heading3"/>
+      </w:pPr>
+      <w:r>
+        <w:rPr>
+          <w:rFonts w:ascii="Microsoft YaHei" w:hAnsi="Microsoft YaHei" w:eastAsia="Microsoft YaHei"/>
+          <w:sz w:val="24"/>
+        </w:rPr>
+        <w:t>12.1 信息与布局</w:t>
+      </w:r>
+    </w:p>
+    <w:p>
+      <w:pPr>
+        <w:pStyle w:val="ListBullet"/>
+      </w:pPr>
+      <w:r>
+        <w:rPr>
+          <w:rFonts w:ascii="Microsoft YaHei" w:hAnsi="Microsoft YaHei" w:eastAsia="Microsoft YaHei"/>
+          <w:sz w:val="21"/>
+        </w:rPr>
+        <w:t>用户从首页可以在一次点击内进入任一输入模式。</w:t>
+      </w:r>
+    </w:p>
+    <w:p>
+      <w:pPr>
+        <w:pStyle w:val="ListBullet"/>
+      </w:pPr>
+      <w:r>
+        <w:rPr>
+          <w:rFonts w:ascii="Microsoft YaHei" w:hAnsi="Microsoft YaHei" w:eastAsia="Microsoft YaHei"/>
+          <w:sz w:val="21"/>
+        </w:rPr>
+        <w:t>任意页面都能看到当前输入模式、WiFi/蓝牙状态，并可通过底部“音量”一键调节功放音量。</w:t>
+      </w:r>
+    </w:p>
+    <w:p>
+      <w:pPr>
+        <w:pStyle w:val="ListBullet"/>
+      </w:pPr>
+      <w:r>
+        <w:rPr>
+          <w:rFonts w:ascii="Microsoft YaHei" w:hAnsi="Microsoft YaHei" w:eastAsia="Microsoft YaHei"/>
+          <w:sz w:val="21"/>
+        </w:rPr>
+        <w:t>卡拉 OK 页面明确区分功放、话筒、音效三个音量，不使用相同标题。</w:t>
+      </w:r>
+    </w:p>
+    <w:p>
+      <w:pPr>
+        <w:pStyle w:val="ListBullet"/>
+      </w:pPr>
+      <w:r>
+        <w:rPr>
+          <w:rFonts w:ascii="Microsoft YaHei" w:hAnsi="Microsoft YaHei" w:eastAsia="Microsoft YaHei"/>
+          <w:sz w:val="21"/>
+        </w:rPr>
+        <w:t>WiFi 音乐页面可横向浏览多个第三方音乐 App，并能识别已安装/未安装状态。</w:t>
+      </w:r>
+    </w:p>
+    <w:p>
+      <w:pPr>
+        <w:pStyle w:val="ListBullet"/>
+      </w:pPr>
+      <w:r>
+        <w:rPr>
+          <w:rFonts w:ascii="Microsoft YaHei" w:hAnsi="Microsoft YaHei" w:eastAsia="Microsoft YaHei"/>
+          <w:sz w:val="21"/>
+        </w:rPr>
+        <w:t>首页的用户信息位于顶部右侧当前模式左侧，可完成二维码授权、过期刷新和授权成功回跳。</w:t>
+      </w:r>
+    </w:p>
+    <w:p>
+      <w:pPr>
+        <w:pStyle w:val="ListBullet"/>
+      </w:pPr>
+      <w:r>
+        <w:rPr>
+          <w:rFonts w:ascii="Microsoft YaHei" w:hAnsi="Microsoft YaHei" w:eastAsia="Microsoft YaHei"/>
+          <w:sz w:val="21"/>
+        </w:rPr>
+        <w:t>首页右下角有 AI 入口；AI 页面包含粒子动画和与状态同步的底部文字。</w:t>
+      </w:r>
+    </w:p>
+    <w:p>
+      <w:pPr>
+        <w:pStyle w:val="ListBullet"/>
+      </w:pPr>
+      <w:r>
+        <w:rPr>
+          <w:rFonts w:ascii="Microsoft YaHei" w:hAnsi="Microsoft YaHei" w:eastAsia="Microsoft YaHei"/>
+          <w:sz w:val="21"/>
+        </w:rPr>
+        <w:t>设置页可配置屏保等待时长、样式与亮度，并可完成日志上报、失败重试和反馈编号复制。</w:t>
+      </w:r>
+    </w:p>
+    <w:p>
+      <w:pPr>
+        <w:pStyle w:val="ListBullet"/>
+      </w:pPr>
+      <w:r>
+        <w:rPr>
+          <w:rFonts w:ascii="Microsoft YaHei" w:hAnsi="Microsoft YaHei" w:eastAsia="Microsoft YaHei"/>
+          <w:sz w:val="21"/>
+        </w:rPr>
+        <w:t>所有无信号、未连接和加载状态均有文字说明及下一步操作。</w:t>
+      </w:r>
+    </w:p>
+    <w:p>
+      <w:pPr>
+        <w:pStyle w:val="Heading3"/>
+      </w:pPr>
+      <w:r>
+        <w:rPr>
+          <w:rFonts w:ascii="Microsoft YaHei" w:hAnsi="Microsoft YaHei" w:eastAsia="Microsoft YaHei"/>
+          <w:sz w:val="24"/>
+        </w:rPr>
+        <w:t>12.2 交互与动效</w:t>
+      </w:r>
+    </w:p>
+    <w:p>
+      <w:pPr>
+        <w:pStyle w:val="ListBullet"/>
+      </w:pPr>
+      <w:r>
+        <w:rPr>
+          <w:rFonts w:ascii="Microsoft YaHei" w:hAnsi="Microsoft YaHei" w:eastAsia="Microsoft YaHei"/>
+          <w:sz w:val="21"/>
+        </w:rPr>
+        <w:t>触控和遥控器均能完成输入切换、音量调节和返回。</w:t>
+      </w:r>
+    </w:p>
+    <w:p>
+      <w:pPr>
+        <w:pStyle w:val="ListBullet"/>
+      </w:pPr>
+      <w:r>
+        <w:rPr>
+          <w:rFonts w:ascii="Microsoft YaHei" w:hAnsi="Microsoft YaHei" w:eastAsia="Microsoft YaHei"/>
+          <w:sz w:val="21"/>
+        </w:rPr>
+        <w:t>输入切换期间有明确进行中状态，避免重复点击。</w:t>
+      </w:r>
+    </w:p>
+    <w:p>
+      <w:pPr>
+        <w:pStyle w:val="ListBullet"/>
+      </w:pPr>
+      <w:r>
+        <w:rPr>
+          <w:rFonts w:ascii="Microsoft YaHei" w:hAnsi="Microsoft YaHei" w:eastAsia="Microsoft YaHei"/>
+          <w:sz w:val="21"/>
+        </w:rPr>
+        <w:t>频谱断流时不闪烁或消失，恢复后平滑回到正常动画。</w:t>
+      </w:r>
+    </w:p>
+    <w:p>
+      <w:pPr>
+        <w:pStyle w:val="ListBullet"/>
+      </w:pPr>
+      <w:r>
+        <w:rPr>
+          <w:rFonts w:ascii="Microsoft YaHei" w:hAnsi="Microsoft YaHei" w:eastAsia="Microsoft YaHei"/>
+          <w:sz w:val="21"/>
+        </w:rPr>
+        <w:t>音量变更在 500ms 内同步到所有可见控件。</w:t>
+      </w:r>
+    </w:p>
+    <w:p>
+      <w:pPr>
+        <w:pStyle w:val="ListBullet"/>
+      </w:pPr>
+      <w:r>
+        <w:rPr>
+          <w:rFonts w:ascii="Microsoft YaHei" w:hAnsi="Microsoft YaHei" w:eastAsia="Microsoft YaHei"/>
+          <w:sz w:val="21"/>
+        </w:rPr>
+        <w:t>中英文切换后页面无截断、重叠或按钮溢出。</w:t>
+      </w:r>
+    </w:p>
+    <w:p>
+      <w:pPr>
+        <w:pStyle w:val="Heading3"/>
+      </w:pPr>
+      <w:r>
+        <w:rPr>
+          <w:rFonts w:ascii="Microsoft YaHei" w:hAnsi="Microsoft YaHei" w:eastAsia="Microsoft YaHei"/>
+          <w:sz w:val="24"/>
+        </w:rPr>
+        <w:t>12.3 可用性与可访问性</w:t>
+      </w:r>
+    </w:p>
+    <w:p>
+      <w:pPr>
+        <w:pStyle w:val="ListBullet"/>
+      </w:pPr>
+      <w:r>
+        <w:rPr>
+          <w:rFonts w:ascii="Microsoft YaHei" w:hAnsi="Microsoft YaHei" w:eastAsia="Microsoft YaHei"/>
+          <w:sz w:val="21"/>
+        </w:rPr>
+        <w:t>关键文字与背景满足高对比度要求。</w:t>
+      </w:r>
+    </w:p>
+    <w:p>
+      <w:pPr>
+        <w:pStyle w:val="ListBullet"/>
+      </w:pPr>
+      <w:r>
+        <w:rPr>
+          <w:rFonts w:ascii="Microsoft YaHei" w:hAnsi="Microsoft YaHei" w:eastAsia="Microsoft YaHei"/>
+          <w:sz w:val="21"/>
+        </w:rPr>
+        <w:t>所有图标提供文字或数值辅助，色盲用户可理解状态。</w:t>
+      </w:r>
+    </w:p>
+    <w:p>
+      <w:pPr>
+        <w:pStyle w:val="ListBullet"/>
+      </w:pPr>
+      <w:r>
+        <w:rPr>
+          <w:rFonts w:ascii="Microsoft YaHei" w:hAnsi="Microsoft YaHei" w:eastAsia="Microsoft YaHei"/>
+          <w:sz w:val="21"/>
+        </w:rPr>
+        <w:t>触控区域不小于 48dp，危险操作提供二次确认。</w:t>
+      </w:r>
+    </w:p>
+    <w:p>
+      <w:pPr>
+        <w:pStyle w:val="ListBullet"/>
+      </w:pPr>
+      <w:r>
+        <w:rPr>
+          <w:rFonts w:ascii="Microsoft YaHei" w:hAnsi="Microsoft YaHei" w:eastAsia="Microsoft YaHei"/>
+          <w:sz w:val="21"/>
+        </w:rPr>
+        <w:t>页面在远距离观看时仍能识别当前模式和音量状态。</w:t>
+      </w:r>
+    </w:p>
+    <w:p>
+      <w:pPr>
+        <w:pStyle w:val="Heading2"/>
+      </w:pPr>
+      <w:r>
+        <w:rPr>
+          <w:rFonts w:ascii="Microsoft YaHei" w:hAnsi="Microsoft YaHei" w:eastAsia="Microsoft YaHei"/>
+          <w:sz w:val="30"/>
+        </w:rPr>
+        <w:t>13. MVP 与后续规划</w:t>
+      </w:r>
+    </w:p>
+    <w:p>
+      <w:pPr>
+        <w:pStyle w:val="Heading3"/>
+      </w:pPr>
+      <w:r>
+        <w:rPr>
+          <w:rFonts w:ascii="Microsoft YaHei" w:hAnsi="Microsoft YaHei" w:eastAsia="Microsoft YaHei"/>
+          <w:sz w:val="24"/>
+        </w:rPr>
+        <w:t>MVP（首发）</w:t>
+      </w:r>
+    </w:p>
+    <w:p>
+      <w:pPr>
+        <w:pStyle w:val="ListBullet"/>
+      </w:pPr>
+      <w:r>
+        <w:rPr>
+          <w:rFonts w:ascii="Microsoft YaHei" w:hAnsi="Microsoft YaHei" w:eastAsia="Microsoft YaHei"/>
+          <w:sz w:val="21"/>
+        </w:rPr>
+        <w:t>首页七种输入模式卡片。</w:t>
+      </w:r>
+    </w:p>
+    <w:p>
+      <w:pPr>
+        <w:pStyle w:val="ListBullet"/>
+      </w:pPr>
+      <w:r>
+        <w:rPr>
+          <w:rFonts w:ascii="Microsoft YaHei" w:hAnsi="Microsoft YaHei" w:eastAsia="Microsoft YaHei"/>
+          <w:sz w:val="21"/>
+        </w:rPr>
+        <w:t>有线、蓝牙、光纤、同轴、HDMI、WiFi 音乐、卡拉 OK 详情页。</w:t>
+      </w:r>
+    </w:p>
+    <w:p>
+      <w:pPr>
+        <w:pStyle w:val="ListBullet"/>
+      </w:pPr>
+      <w:r>
+        <w:rPr>
+          <w:rFonts w:ascii="Microsoft YaHei" w:hAnsi="Microsoft YaHei" w:eastAsia="Microsoft YaHei"/>
+          <w:sz w:val="21"/>
+        </w:rPr>
+        <w:t>底部“音量”弹出面板：普通模式功放音量、卡拉 OK 三种音量。</w:t>
+      </w:r>
+    </w:p>
+    <w:p>
+      <w:pPr>
+        <w:pStyle w:val="ListBullet"/>
+      </w:pPr>
+      <w:r/>
+      <w:r>
+        <w:rPr>
+          <w:rFonts w:ascii="Microsoft YaHei" w:hAnsi="Microsoft YaHei" w:eastAsia="Microsoft YaHei"/>
+          <w:b w:val="0"/>
+          <w:sz w:val="21"/>
+        </w:rPr>
+        <w:t>蓝牙状态、断开/复位界面（不包含本机设备搜索页）。</w:t>
+      </w:r>
+    </w:p>
+    <w:p>
+      <w:pPr>
+        <w:pStyle w:val="ListBullet"/>
+      </w:pPr>
+      <w:r/>
+      <w:r>
+        <w:rPr>
+          <w:rFonts w:ascii="Microsoft YaHei" w:hAnsi="Microsoft YaHei" w:eastAsia="Microsoft YaHei"/>
+          <w:b w:val="0"/>
+          <w:sz w:val="21"/>
+        </w:rPr>
+        <w:t>卡拉 OK 三种音量调节。</w:t>
+      </w:r>
+    </w:p>
+    <w:p>
+      <w:pPr>
+        <w:pStyle w:val="ListBullet"/>
+      </w:pPr>
+      <w:r>
+        <w:rPr>
+          <w:rFonts w:ascii="Microsoft YaHei" w:hAnsi="Microsoft YaHei" w:eastAsia="Microsoft YaHei"/>
+          <w:sz w:val="21"/>
+        </w:rPr>
+        <w:t>WiFi 设置、中英文、屏保、日志上报与恢复出厂。</w:t>
+      </w:r>
+    </w:p>
+    <w:p>
+      <w:pPr>
+        <w:pStyle w:val="ListBullet"/>
+      </w:pPr>
+      <w:r>
+        <w:rPr>
+          <w:rFonts w:ascii="Microsoft YaHei" w:hAnsi="Microsoft YaHei" w:eastAsia="Microsoft YaHei"/>
+          <w:sz w:val="21"/>
+        </w:rPr>
+        <w:t>首页用户二维码授权与 AI 粒子对话页面。</w:t>
+      </w:r>
+    </w:p>
+    <w:p>
+      <w:pPr>
+        <w:pStyle w:val="ListBullet"/>
+      </w:pPr>
+      <w:r>
+        <w:rPr>
+          <w:rFonts w:ascii="Microsoft YaHei" w:hAnsi="Microsoft YaHei" w:eastAsia="Microsoft YaHei"/>
+          <w:sz w:val="21"/>
+        </w:rPr>
+        <w:t>FFT 频谱基础动效和全部异常空态。</w:t>
+      </w:r>
+    </w:p>
+    <w:p>
+      <w:pPr>
+        <w:pStyle w:val="Heading3"/>
+      </w:pPr>
+      <w:r>
+        <w:rPr>
+          <w:rFonts w:ascii="Microsoft YaHei" w:hAnsi="Microsoft YaHei" w:eastAsia="Microsoft YaHei"/>
+          <w:sz w:val="24"/>
+        </w:rPr>
+        <w:t>V1.1</w:t>
+      </w:r>
+    </w:p>
+    <w:p>
+      <w:pPr>
+        <w:pStyle w:val="ListBullet"/>
+      </w:pPr>
+      <w:r>
+        <w:rPr>
+          <w:rFonts w:ascii="Microsoft YaHei" w:hAnsi="Microsoft YaHei" w:eastAsia="Microsoft YaHei"/>
+          <w:sz w:val="21"/>
+        </w:rPr>
+        <w:t>第三方音乐 App 最近播放和推荐卡片。</w:t>
+      </w:r>
+    </w:p>
+    <w:p>
+      <w:pPr>
+        <w:pStyle w:val="ListBullet"/>
+      </w:pPr>
+      <w:r>
+        <w:rPr>
+          <w:rFonts w:ascii="Microsoft YaHei" w:hAnsi="Microsoft YaHei" w:eastAsia="Microsoft YaHei"/>
+          <w:sz w:val="21"/>
+        </w:rPr>
+        <w:t>遥控器按键学习/自定义。</w:t>
+      </w:r>
+    </w:p>
+    <w:p>
+      <w:pPr>
+        <w:pStyle w:val="ListBullet"/>
+      </w:pPr>
+      <w:r>
+        <w:rPr>
+          <w:rFonts w:ascii="Microsoft YaHei" w:hAnsi="Microsoft YaHei" w:eastAsia="Microsoft YaHei"/>
+          <w:sz w:val="21"/>
+        </w:rPr>
+        <w:t>麦克风双通道独立控制。</w:t>
+      </w:r>
+    </w:p>
+    <w:p>
+      <w:pPr>
+        <w:pStyle w:val="Heading3"/>
+      </w:pPr>
+      <w:r>
+        <w:rPr>
+          <w:rFonts w:ascii="Microsoft YaHei" w:hAnsi="Microsoft YaHei" w:eastAsia="Microsoft YaHei"/>
+          <w:sz w:val="24"/>
+        </w:rPr>
+        <w:t>V2</w:t>
+      </w:r>
+    </w:p>
+    <w:p>
+      <w:pPr>
+        <w:pStyle w:val="ListBullet"/>
+      </w:pPr>
+      <w:r>
+        <w:rPr>
+          <w:rFonts w:ascii="Microsoft YaHei" w:hAnsi="Microsoft YaHei" w:eastAsia="Microsoft YaHei"/>
+          <w:sz w:val="21"/>
+        </w:rPr>
+        <w:t>手机端遥控和投屏。</w:t>
+      </w:r>
+    </w:p>
+    <w:p>
+      <w:pPr>
+        <w:pStyle w:val="ListBullet"/>
+      </w:pPr>
+      <w:r>
+        <w:rPr>
+          <w:rFonts w:ascii="Microsoft YaHei" w:hAnsi="Microsoft YaHei" w:eastAsia="Microsoft YaHei"/>
+          <w:sz w:val="21"/>
+        </w:rPr>
+        <w:t>多房间播放、家庭成员配置。</w:t>
+      </w:r>
+    </w:p>
+    <w:p>
+      <w:pPr>
+        <w:pStyle w:val="ListBullet"/>
+      </w:pPr>
+      <w:r>
+        <w:rPr>
+          <w:rFonts w:ascii="Microsoft YaHei" w:hAnsi="Microsoft YaHei" w:eastAsia="Microsoft YaHei"/>
+          <w:sz w:val="21"/>
+        </w:rPr>
+        <w:t>个性化屏保、照片墙和语音控制。</w:t>
+      </w:r>
+    </w:p>
+    <w:p>
+      <w:pPr>
+        <w:pStyle w:val="Heading2"/>
+      </w:pPr>
+      <w:r>
+        <w:rPr>
+          <w:rFonts w:ascii="Microsoft YaHei" w:hAnsi="Microsoft YaHei" w:eastAsia="Microsoft YaHei"/>
+          <w:sz w:val="30"/>
+        </w:rPr>
+        <w:t>14. 设计备注与待确认项</w:t>
+      </w:r>
+    </w:p>
+    <w:p>
+      <w:r>
+        <w:rPr>
+          <w:rFonts w:ascii="Microsoft YaHei" w:hAnsi="Microsoft YaHei" w:eastAsia="Microsoft YaHei"/>
+          <w:sz w:val="21"/>
+        </w:rPr>
+        <w:t>以下内容需要硬件、音频和 Android 团队在视觉定稿前确认：</w:t>
       </w:r>
     </w:p>
     <w:p>
@@ -8949,496 +9477,7 @@
           <w:rFonts w:ascii="Microsoft YaHei" w:hAnsi="Microsoft YaHei" w:eastAsia="Microsoft YaHei"/>
           <w:sz w:val="21"/>
         </w:rPr>
-        <w:t>屏保样式卡片、预览态，以及日志上报的确认、上传中、成功、失败状态稿。</w:t>
-      </w:r>
-    </w:p>
-    <w:p>
-      <w:pPr>
-        <w:pStyle w:val="Heading2"/>
-      </w:pPr>
-      <w:r>
-        <w:rPr>
-          <w:rFonts w:ascii="Microsoft YaHei" w:hAnsi="Microsoft YaHei" w:eastAsia="Microsoft YaHei"/>
-          <w:sz w:val="30"/>
-        </w:rPr>
-        <w:t>12. UI 验收标准</w:t>
-      </w:r>
-    </w:p>
-    <w:p>
-      <w:pPr>
-        <w:pStyle w:val="Heading3"/>
-      </w:pPr>
-      <w:r>
-        <w:rPr>
-          <w:rFonts w:ascii="Microsoft YaHei" w:hAnsi="Microsoft YaHei" w:eastAsia="Microsoft YaHei"/>
-          <w:sz w:val="24"/>
-        </w:rPr>
-        <w:t>12.1 信息与布局</w:t>
-      </w:r>
-    </w:p>
-    <w:p>
-      <w:pPr>
-        <w:pStyle w:val="ListBullet"/>
-      </w:pPr>
-      <w:r>
-        <w:rPr>
-          <w:rFonts w:ascii="Microsoft YaHei" w:hAnsi="Microsoft YaHei" w:eastAsia="Microsoft YaHei"/>
-          <w:sz w:val="21"/>
-        </w:rPr>
-        <w:t>用户从首页可以在一次点击内进入任一输入模式。</w:t>
-      </w:r>
-    </w:p>
-    <w:p>
-      <w:pPr>
-        <w:pStyle w:val="ListBullet"/>
-      </w:pPr>
-      <w:r>
-        <w:rPr>
-          <w:rFonts w:ascii="Microsoft YaHei" w:hAnsi="Microsoft YaHei" w:eastAsia="Microsoft YaHei"/>
-          <w:sz w:val="21"/>
-        </w:rPr>
-        <w:t>任意页面都能看到当前输入模式、WiFi/蓝牙状态，并可通过底部“音量”一键调节功放音量。</w:t>
-      </w:r>
-    </w:p>
-    <w:p>
-      <w:pPr>
-        <w:pStyle w:val="ListBullet"/>
-      </w:pPr>
-      <w:r>
-        <w:rPr>
-          <w:rFonts w:ascii="Microsoft YaHei" w:hAnsi="Microsoft YaHei" w:eastAsia="Microsoft YaHei"/>
-          <w:sz w:val="21"/>
-        </w:rPr>
-        <w:t>卡拉 OK 页面明确区分功放、话筒、音效三个音量，不使用相同标题。</w:t>
-      </w:r>
-    </w:p>
-    <w:p>
-      <w:pPr>
-        <w:pStyle w:val="ListBullet"/>
-      </w:pPr>
-      <w:r>
-        <w:rPr>
-          <w:rFonts w:ascii="Microsoft YaHei" w:hAnsi="Microsoft YaHei" w:eastAsia="Microsoft YaHei"/>
-          <w:sz w:val="21"/>
-        </w:rPr>
-        <w:t>WiFi 音乐页面可横向浏览多个第三方音乐 App，并能识别已安装/未安装状态。</w:t>
-      </w:r>
-    </w:p>
-    <w:p>
-      <w:pPr>
-        <w:pStyle w:val="ListBullet"/>
-      </w:pPr>
-      <w:r>
-        <w:rPr>
-          <w:rFonts w:ascii="Microsoft YaHei" w:hAnsi="Microsoft YaHei" w:eastAsia="Microsoft YaHei"/>
-          <w:sz w:val="21"/>
-        </w:rPr>
-        <w:t>首页的用户信息位于顶部右侧当前模式左侧，可完成二维码授权、过期刷新和授权成功回跳。</w:t>
-      </w:r>
-    </w:p>
-    <w:p>
-      <w:pPr>
-        <w:pStyle w:val="ListBullet"/>
-      </w:pPr>
-      <w:r>
-        <w:rPr>
-          <w:rFonts w:ascii="Microsoft YaHei" w:hAnsi="Microsoft YaHei" w:eastAsia="Microsoft YaHei"/>
-          <w:sz w:val="21"/>
-        </w:rPr>
-        <w:t>首页右下角有 AI 入口；AI 页面包含粒子动画和与状态同步的底部文字。</w:t>
-      </w:r>
-    </w:p>
-    <w:p>
-      <w:pPr>
-        <w:pStyle w:val="ListBullet"/>
-      </w:pPr>
-      <w:r>
-        <w:rPr>
-          <w:rFonts w:ascii="Microsoft YaHei" w:hAnsi="Microsoft YaHei" w:eastAsia="Microsoft YaHei"/>
-          <w:sz w:val="21"/>
-        </w:rPr>
-        <w:t>设置页可配置屏保等待时长、样式与亮度，并可完成日志上报、失败重试和反馈编号复制。</w:t>
-      </w:r>
-    </w:p>
-    <w:p>
-      <w:pPr>
-        <w:pStyle w:val="ListBullet"/>
-      </w:pPr>
-      <w:r>
-        <w:rPr>
-          <w:rFonts w:ascii="Microsoft YaHei" w:hAnsi="Microsoft YaHei" w:eastAsia="Microsoft YaHei"/>
-          <w:sz w:val="21"/>
-        </w:rPr>
-        <w:t>所有无信号、未连接和加载状态均有文字说明及下一步操作。</w:t>
-      </w:r>
-    </w:p>
-    <w:p>
-      <w:pPr>
-        <w:pStyle w:val="Heading3"/>
-      </w:pPr>
-      <w:r>
-        <w:rPr>
-          <w:rFonts w:ascii="Microsoft YaHei" w:hAnsi="Microsoft YaHei" w:eastAsia="Microsoft YaHei"/>
-          <w:sz w:val="24"/>
-        </w:rPr>
-        <w:t>12.2 交互与动效</w:t>
-      </w:r>
-    </w:p>
-    <w:p>
-      <w:pPr>
-        <w:pStyle w:val="ListBullet"/>
-      </w:pPr>
-      <w:r>
-        <w:rPr>
-          <w:rFonts w:ascii="Microsoft YaHei" w:hAnsi="Microsoft YaHei" w:eastAsia="Microsoft YaHei"/>
-          <w:sz w:val="21"/>
-        </w:rPr>
-        <w:t>触控和遥控器均能完成输入切换、音量调节和返回。</w:t>
-      </w:r>
-    </w:p>
-    <w:p>
-      <w:pPr>
-        <w:pStyle w:val="ListBullet"/>
-      </w:pPr>
-      <w:r>
-        <w:rPr>
-          <w:rFonts w:ascii="Microsoft YaHei" w:hAnsi="Microsoft YaHei" w:eastAsia="Microsoft YaHei"/>
-          <w:sz w:val="21"/>
-        </w:rPr>
-        <w:t>输入切换期间有明确进行中状态，避免重复点击。</w:t>
-      </w:r>
-    </w:p>
-    <w:p>
-      <w:pPr>
-        <w:pStyle w:val="ListBullet"/>
-      </w:pPr>
-      <w:r>
-        <w:rPr>
-          <w:rFonts w:ascii="Microsoft YaHei" w:hAnsi="Microsoft YaHei" w:eastAsia="Microsoft YaHei"/>
-          <w:sz w:val="21"/>
-        </w:rPr>
-        <w:t>频谱断流时不闪烁或消失，恢复后平滑回到正常动画。</w:t>
-      </w:r>
-    </w:p>
-    <w:p>
-      <w:pPr>
-        <w:pStyle w:val="ListBullet"/>
-      </w:pPr>
-      <w:r>
-        <w:rPr>
-          <w:rFonts w:ascii="Microsoft YaHei" w:hAnsi="Microsoft YaHei" w:eastAsia="Microsoft YaHei"/>
-          <w:sz w:val="21"/>
-        </w:rPr>
-        <w:t>音量变更在 500ms 内同步到所有可见控件。</w:t>
-      </w:r>
-    </w:p>
-    <w:p>
-      <w:pPr>
-        <w:pStyle w:val="ListBullet"/>
-      </w:pPr>
-      <w:r>
-        <w:rPr>
-          <w:rFonts w:ascii="Microsoft YaHei" w:hAnsi="Microsoft YaHei" w:eastAsia="Microsoft YaHei"/>
-          <w:sz w:val="21"/>
-        </w:rPr>
-        <w:t>中英文切换后页面无截断、重叠或按钮溢出。</w:t>
-      </w:r>
-    </w:p>
-    <w:p>
-      <w:pPr>
-        <w:pStyle w:val="Heading3"/>
-      </w:pPr>
-      <w:r>
-        <w:rPr>
-          <w:rFonts w:ascii="Microsoft YaHei" w:hAnsi="Microsoft YaHei" w:eastAsia="Microsoft YaHei"/>
-          <w:sz w:val="24"/>
-        </w:rPr>
-        <w:t>12.3 可用性与可访问性</w:t>
-      </w:r>
-    </w:p>
-    <w:p>
-      <w:pPr>
-        <w:pStyle w:val="ListBullet"/>
-      </w:pPr>
-      <w:r>
-        <w:rPr>
-          <w:rFonts w:ascii="Microsoft YaHei" w:hAnsi="Microsoft YaHei" w:eastAsia="Microsoft YaHei"/>
-          <w:sz w:val="21"/>
-        </w:rPr>
-        <w:t>关键文字与背景满足高对比度要求。</w:t>
-      </w:r>
-    </w:p>
-    <w:p>
-      <w:pPr>
-        <w:pStyle w:val="ListBullet"/>
-      </w:pPr>
-      <w:r>
-        <w:rPr>
-          <w:rFonts w:ascii="Microsoft YaHei" w:hAnsi="Microsoft YaHei" w:eastAsia="Microsoft YaHei"/>
-          <w:sz w:val="21"/>
-        </w:rPr>
-        <w:t>所有图标提供文字或数值辅助，色盲用户可理解状态。</w:t>
-      </w:r>
-    </w:p>
-    <w:p>
-      <w:pPr>
-        <w:pStyle w:val="ListBullet"/>
-      </w:pPr>
-      <w:r>
-        <w:rPr>
-          <w:rFonts w:ascii="Microsoft YaHei" w:hAnsi="Microsoft YaHei" w:eastAsia="Microsoft YaHei"/>
-          <w:sz w:val="21"/>
-        </w:rPr>
-        <w:t>触控区域不小于 48dp，危险操作提供二次确认。</w:t>
-      </w:r>
-    </w:p>
-    <w:p>
-      <w:pPr>
-        <w:pStyle w:val="ListBullet"/>
-      </w:pPr>
-      <w:r>
-        <w:rPr>
-          <w:rFonts w:ascii="Microsoft YaHei" w:hAnsi="Microsoft YaHei" w:eastAsia="Microsoft YaHei"/>
-          <w:sz w:val="21"/>
-        </w:rPr>
-        <w:t>页面在远距离观看时仍能识别当前模式和音量状态。</w:t>
-      </w:r>
-    </w:p>
-    <w:p>
-      <w:pPr>
-        <w:pStyle w:val="Heading2"/>
-      </w:pPr>
-      <w:r>
-        <w:rPr>
-          <w:rFonts w:ascii="Microsoft YaHei" w:hAnsi="Microsoft YaHei" w:eastAsia="Microsoft YaHei"/>
-          <w:sz w:val="30"/>
-        </w:rPr>
-        <w:t>13. MVP 与后续规划</w:t>
-      </w:r>
-    </w:p>
-    <w:p>
-      <w:pPr>
-        <w:pStyle w:val="Heading3"/>
-      </w:pPr>
-      <w:r>
-        <w:rPr>
-          <w:rFonts w:ascii="Microsoft YaHei" w:hAnsi="Microsoft YaHei" w:eastAsia="Microsoft YaHei"/>
-          <w:sz w:val="24"/>
-        </w:rPr>
-        <w:t>MVP（首发）</w:t>
-      </w:r>
-    </w:p>
-    <w:p>
-      <w:pPr>
-        <w:pStyle w:val="ListBullet"/>
-      </w:pPr>
-      <w:r>
-        <w:rPr>
-          <w:rFonts w:ascii="Microsoft YaHei" w:hAnsi="Microsoft YaHei" w:eastAsia="Microsoft YaHei"/>
-          <w:sz w:val="21"/>
-        </w:rPr>
-        <w:t>首页七种输入模式卡片。</w:t>
-      </w:r>
-    </w:p>
-    <w:p>
-      <w:pPr>
-        <w:pStyle w:val="ListBullet"/>
-      </w:pPr>
-      <w:r>
-        <w:rPr>
-          <w:rFonts w:ascii="Microsoft YaHei" w:hAnsi="Microsoft YaHei" w:eastAsia="Microsoft YaHei"/>
-          <w:sz w:val="21"/>
-        </w:rPr>
-        <w:t>有线、蓝牙、光纤、同轴、HDMI、WiFi 音乐、卡拉 OK 详情页。</w:t>
-      </w:r>
-    </w:p>
-    <w:p>
-      <w:pPr>
-        <w:pStyle w:val="ListBullet"/>
-      </w:pPr>
-      <w:r>
-        <w:rPr>
-          <w:rFonts w:ascii="Microsoft YaHei" w:hAnsi="Microsoft YaHei" w:eastAsia="Microsoft YaHei"/>
-          <w:sz w:val="21"/>
-        </w:rPr>
-        <w:t>底部“音量”弹出面板：普通模式功放音量、卡拉 OK 三种音量。</w:t>
-      </w:r>
-    </w:p>
-    <w:p>
-      <w:pPr>
-        <w:pStyle w:val="ListBullet"/>
-      </w:pPr>
-      <w:r>
-        <w:rPr>
-          <w:rFonts w:ascii="Microsoft YaHei" w:hAnsi="Microsoft YaHei" w:eastAsia="Microsoft YaHei"/>
-          <w:sz w:val="21"/>
-        </w:rPr>
-        <w:t>蓝牙连接/断开/复位界面。</w:t>
-      </w:r>
-    </w:p>
-    <w:p>
-      <w:pPr>
-        <w:pStyle w:val="ListBullet"/>
-      </w:pPr>
-      <w:r>
-        <w:rPr>
-          <w:rFonts w:ascii="Microsoft YaHei" w:hAnsi="Microsoft YaHei" w:eastAsia="Microsoft YaHei"/>
-          <w:sz w:val="21"/>
-        </w:rPr>
-        <w:t>卡拉 OK 三种音量和基础混响/回声。</w:t>
-      </w:r>
-    </w:p>
-    <w:p>
-      <w:pPr>
-        <w:pStyle w:val="ListBullet"/>
-      </w:pPr>
-      <w:r>
-        <w:rPr>
-          <w:rFonts w:ascii="Microsoft YaHei" w:hAnsi="Microsoft YaHei" w:eastAsia="Microsoft YaHei"/>
-          <w:sz w:val="21"/>
-        </w:rPr>
-        <w:t>WiFi 设置、中英文、屏保、日志上报与恢复出厂。</w:t>
-      </w:r>
-    </w:p>
-    <w:p>
-      <w:pPr>
-        <w:pStyle w:val="ListBullet"/>
-      </w:pPr>
-      <w:r>
-        <w:rPr>
-          <w:rFonts w:ascii="Microsoft YaHei" w:hAnsi="Microsoft YaHei" w:eastAsia="Microsoft YaHei"/>
-          <w:sz w:val="21"/>
-        </w:rPr>
-        <w:t>首页用户二维码授权与 AI 粒子对话页面。</w:t>
-      </w:r>
-    </w:p>
-    <w:p>
-      <w:pPr>
-        <w:pStyle w:val="ListBullet"/>
-      </w:pPr>
-      <w:r>
-        <w:rPr>
-          <w:rFonts w:ascii="Microsoft YaHei" w:hAnsi="Microsoft YaHei" w:eastAsia="Microsoft YaHei"/>
-          <w:sz w:val="21"/>
-        </w:rPr>
-        <w:t>FFT 频谱基础动效和全部异常空态。</w:t>
-      </w:r>
-    </w:p>
-    <w:p>
-      <w:pPr>
-        <w:pStyle w:val="Heading3"/>
-      </w:pPr>
-      <w:r>
-        <w:rPr>
-          <w:rFonts w:ascii="Microsoft YaHei" w:hAnsi="Microsoft YaHei" w:eastAsia="Microsoft YaHei"/>
-          <w:sz w:val="24"/>
-        </w:rPr>
-        <w:t>V1.1</w:t>
-      </w:r>
-    </w:p>
-    <w:p>
-      <w:pPr>
-        <w:pStyle w:val="ListBullet"/>
-      </w:pPr>
-      <w:r>
-        <w:rPr>
-          <w:rFonts w:ascii="Microsoft YaHei" w:hAnsi="Microsoft YaHei" w:eastAsia="Microsoft YaHei"/>
-          <w:sz w:val="21"/>
-        </w:rPr>
-        <w:t>第三方音乐 App 最近播放和推荐卡片。</w:t>
-      </w:r>
-    </w:p>
-    <w:p>
-      <w:pPr>
-        <w:pStyle w:val="ListBullet"/>
-      </w:pPr>
-      <w:r>
-        <w:rPr>
-          <w:rFonts w:ascii="Microsoft YaHei" w:hAnsi="Microsoft YaHei" w:eastAsia="Microsoft YaHei"/>
-          <w:sz w:val="21"/>
-        </w:rPr>
-        <w:t>遥控器按键学习/自定义。</w:t>
-      </w:r>
-    </w:p>
-    <w:p>
-      <w:pPr>
-        <w:pStyle w:val="ListBullet"/>
-      </w:pPr>
-      <w:r>
-        <w:rPr>
-          <w:rFonts w:ascii="Microsoft YaHei" w:hAnsi="Microsoft YaHei" w:eastAsia="Microsoft YaHei"/>
-          <w:sz w:val="21"/>
-        </w:rPr>
-        <w:t>麦克风双通道独立控制。</w:t>
-      </w:r>
-    </w:p>
-    <w:p>
-      <w:pPr>
-        <w:pStyle w:val="Heading3"/>
-      </w:pPr>
-      <w:r>
-        <w:rPr>
-          <w:rFonts w:ascii="Microsoft YaHei" w:hAnsi="Microsoft YaHei" w:eastAsia="Microsoft YaHei"/>
-          <w:sz w:val="24"/>
-        </w:rPr>
-        <w:t>V2</w:t>
-      </w:r>
-    </w:p>
-    <w:p>
-      <w:pPr>
-        <w:pStyle w:val="ListBullet"/>
-      </w:pPr>
-      <w:r>
-        <w:rPr>
-          <w:rFonts w:ascii="Microsoft YaHei" w:hAnsi="Microsoft YaHei" w:eastAsia="Microsoft YaHei"/>
-          <w:sz w:val="21"/>
-        </w:rPr>
-        <w:t>手机端遥控和投屏。</w:t>
-      </w:r>
-    </w:p>
-    <w:p>
-      <w:pPr>
-        <w:pStyle w:val="ListBullet"/>
-      </w:pPr>
-      <w:r>
-        <w:rPr>
-          <w:rFonts w:ascii="Microsoft YaHei" w:hAnsi="Microsoft YaHei" w:eastAsia="Microsoft YaHei"/>
-          <w:sz w:val="21"/>
-        </w:rPr>
-        <w:t>多房间播放、家庭成员配置。</w:t>
-      </w:r>
-    </w:p>
-    <w:p>
-      <w:pPr>
-        <w:pStyle w:val="ListBullet"/>
-      </w:pPr>
-      <w:r>
-        <w:rPr>
-          <w:rFonts w:ascii="Microsoft YaHei" w:hAnsi="Microsoft YaHei" w:eastAsia="Microsoft YaHei"/>
-          <w:sz w:val="21"/>
-        </w:rPr>
-        <w:t>个性化屏保、照片墙和语音控制。</w:t>
-      </w:r>
-    </w:p>
-    <w:p>
-      <w:pPr>
-        <w:pStyle w:val="Heading2"/>
-      </w:pPr>
-      <w:r>
-        <w:rPr>
-          <w:rFonts w:ascii="Microsoft YaHei" w:hAnsi="Microsoft YaHei" w:eastAsia="Microsoft YaHei"/>
-          <w:sz w:val="30"/>
-        </w:rPr>
-        <w:t>14. 设计备注与待确认项</w:t>
-      </w:r>
-    </w:p>
-    <w:p>
-      <w:r>
-        <w:rPr>
-          <w:rFonts w:ascii="Microsoft YaHei" w:hAnsi="Microsoft YaHei" w:eastAsia="Microsoft YaHei"/>
-          <w:sz w:val="21"/>
-        </w:rPr>
-        <w:t>以下内容需要硬件、音频和 Android 团队在视觉定稿前确认：</w:t>
+        <w:t>屏幕分辨率、横竖屏方向、可视区域和安全边距。</w:t>
       </w:r>
     </w:p>
     <w:p>
@@ -9450,7 +9489,7 @@
           <w:rFonts w:ascii="Microsoft YaHei" w:hAnsi="Microsoft YaHei" w:eastAsia="Microsoft YaHei"/>
           <w:sz w:val="21"/>
         </w:rPr>
-        <w:t>屏幕分辨率、横竖屏方向、可视区域和安全边距。</w:t>
+        <w:t>是否支持 HDMI ARC/eARC、CEC、光纤/同轴具体采样率与位深展示。</w:t>
       </w:r>
     </w:p>
     <w:p>
@@ -9462,7 +9501,7 @@
           <w:rFonts w:ascii="Microsoft YaHei" w:hAnsi="Microsoft YaHei" w:eastAsia="Microsoft YaHei"/>
           <w:sz w:val="21"/>
         </w:rPr>
-        <w:t>是否支持 HDMI ARC/eARC、CEC、光纤/同轴具体采样率与位深展示。</w:t>
+        <w:t>FFT 数据接口、刷新率、频段数量和断流回调方式。</w:t>
       </w:r>
     </w:p>
     <w:p>
@@ -9474,7 +9513,7 @@
           <w:rFonts w:ascii="Microsoft YaHei" w:hAnsi="Microsoft YaHei" w:eastAsia="Microsoft YaHei"/>
           <w:sz w:val="21"/>
         </w:rPr>
-        <w:t>FFT 数据接口、刷新率、频段数量和断流回调方式。</w:t>
+        <w:t>蓝牙协议版本、是否支持 AVRCP 播放控制和多设备记忆。</w:t>
       </w:r>
     </w:p>
     <w:p>
@@ -9486,7 +9525,7 @@
           <w:rFonts w:ascii="Microsoft YaHei" w:hAnsi="Microsoft YaHei" w:eastAsia="Microsoft YaHei"/>
           <w:sz w:val="21"/>
         </w:rPr>
-        <w:t>蓝牙协议版本、是否支持 AVRCP 播放控制和多设备记忆。</w:t>
+        <w:t>WiFi 第三方音乐 App 的实际安装清单、启动方式和版权限制。</w:t>
       </w:r>
     </w:p>
     <w:p>
@@ -9498,31 +9537,21 @@
           <w:rFonts w:ascii="Microsoft YaHei" w:hAnsi="Microsoft YaHei" w:eastAsia="Microsoft YaHei"/>
           <w:sz w:val="21"/>
         </w:rPr>
-        <w:t>WiFi 第三方音乐 App 的实际安装清单、启动方式和版权限制。</w:t>
+        <w:t>遥控器按键数量、配对方式、是否支持红外或蓝牙。</w:t>
       </w:r>
     </w:p>
     <w:p>
       <w:pPr>
         <w:pStyle w:val="ListNumber"/>
       </w:pPr>
-      <w:r>
-        <w:rPr>
-          <w:rFonts w:ascii="Microsoft YaHei" w:hAnsi="Microsoft YaHei" w:eastAsia="Microsoft YaHei"/>
-          <w:sz w:val="21"/>
-        </w:rPr>
-        <w:t>遥控器按键数量、配对方式、是否支持红外或蓝牙。</w:t>
-      </w:r>
-    </w:p>
-    <w:p>
-      <w:pPr>
-        <w:pStyle w:val="ListNumber"/>
-      </w:pPr>
-      <w:r>
-        <w:rPr>
-          <w:rFonts w:ascii="Microsoft YaHei" w:hAnsi="Microsoft YaHei" w:eastAsia="Microsoft YaHei"/>
-          <w:sz w:val="21"/>
-        </w:rPr>
-        <w:t>麦克风数量、连接协议、电量上报和混响/回声可调范围。</w:t>
+      <w:r/>
+      <w:r>
+        <w:rPr>
+          <w:rFonts w:ascii="Microsoft YaHei" w:hAnsi="Microsoft YaHei" w:eastAsia="Microsoft YaHei"/>
+          <w:b w:val="0"/>
+          <w:sz w:val="21"/>
+        </w:rPr>
+        <w:t>麦克风数量、连接协议、电量上报和音效音量可调范围。</w:t>
       </w:r>
     </w:p>
     <w:p>

--- a/doc/Soundbar带屏智能音响UI_PRD.docx
+++ b/doc/Soundbar带屏智能音响UI_PRD.docx
@@ -7914,9 +7914,10 @@
       <w:r>
         <w:rPr>
           <w:rFonts w:ascii="Microsoft YaHei" w:hAnsi="Microsoft YaHei" w:eastAsia="Microsoft YaHei"/>
-          <w:sz w:val="21"/>
-        </w:rPr>
-        <w:t>屏保样式：时钟、黑屏、音律（硬件支持时）三种卡片，卡片显示缩略预览和选中标识。</w:t>
+          <w:b w:val="0"/>
+          <w:sz w:val="21"/>
+        </w:rPr>
+        <w:t>屏保样式采用常见的 2 x 2 卡片布局：简约时钟、天气时钟、相册轮播、夜间息屏；默认选中简约时钟。不提供“音律”样式。</w:t>
       </w:r>
     </w:p>
     <w:p>
@@ -7926,6 +7927,439 @@
       <w:r>
         <w:rPr>
           <w:rFonts w:ascii="Microsoft YaHei" w:hAnsi="Microsoft YaHei" w:eastAsia="Microsoft YaHei"/>
+          <w:b w:val="0"/>
+          <w:sz w:val="21"/>
+        </w:rPr>
+        <w:t>每张卡片使用 16:9 缩略预览，包含名称、简短说明和选中标识；选中态使用高亮边框 + 勾选，不只依赖颜色区分。</w:t>
+      </w:r>
+    </w:p>
+    <w:p>
+      <w:pPr>
+        <w:jc w:val="center"/>
+      </w:pPr>
+      <w:r>
+        <w:drawing>
+          <wp:inline xmlns:a="http://schemas.openxmlformats.org/drawingml/2006/main" xmlns:pic="http://schemas.openxmlformats.org/drawingml/2006/picture">
+            <wp:extent cx="6035040" cy="4238897"/>
+            <wp:docPr id="4" name="Picture 4"/>
+            <wp:cNvGraphicFramePr>
+              <a:graphicFrameLocks noChangeAspect="1"/>
+            </wp:cNvGraphicFramePr>
+            <a:graphic>
+              <a:graphicData uri="http://schemas.openxmlformats.org/drawingml/2006/picture">
+                <pic:pic>
+                  <pic:nvPicPr>
+                    <pic:cNvPr id="0" name="Soundbar带屏智能音响UI_PRD_屏保样式卡片.png"/>
+                    <pic:cNvPicPr/>
+                  </pic:nvPicPr>
+                  <pic:blipFill>
+                    <a:blip r:embed="rId13"/>
+                    <a:stretch>
+                      <a:fillRect/>
+                    </a:stretch>
+                  </pic:blipFill>
+                  <pic:spPr>
+                    <a:xfrm>
+                      <a:off x="0" y="0"/>
+                      <a:ext cx="6035040" cy="4238897"/>
+                    </a:xfrm>
+                    <a:prstGeom prst="rect"/>
+                  </pic:spPr>
+                </pic:pic>
+              </a:graphicData>
+            </a:graphic>
+          </wp:inline>
+        </w:drawing>
+      </w:r>
+    </w:p>
+    <w:tbl>
+      <w:tblPr>
+        <w:tblStyle w:val="TableGrid"/>
+        <w:tblW w:type="dxa" w:w="9504"/>
+        <w:tblLayout w:type="fixed"/>
+        <w:tblLook w:firstColumn="1" w:firstRow="1" w:lastColumn="0" w:lastRow="0" w:noHBand="0" w:noVBand="1" w:val="04A0"/>
+      </w:tblPr>
+      <w:tblGrid>
+        <w:gridCol w:w="1700"/>
+        <w:gridCol w:w="2550"/>
+        <w:gridCol w:w="5254"/>
+      </w:tblGrid>
+      <w:tr>
+        <w:tc>
+          <w:tcPr>
+            <w:tcW w:type="dxa" w:w="1700"/>
+            <w:shd w:fill="DDEBF7"/>
+            <w:vAlign w:val="center"/>
+            <w:tcMar>
+              <w:top w:w="90" w:type="dxa"/>
+              <w:start w:w="110" w:type="dxa"/>
+              <w:bottom w:w="90" w:type="dxa"/>
+              <w:end w:w="110" w:type="dxa"/>
+            </w:tcMar>
+          </w:tcPr>
+          <w:p>
+            <w:pPr>
+              <w:jc w:val="center"/>
+            </w:pPr>
+            <w:r>
+              <w:rPr>
+                <w:rFonts w:ascii="Microsoft YaHei" w:hAnsi="Microsoft YaHei" w:eastAsia="Microsoft YaHei"/>
+                <w:b/>
+                <w:color w:val="163A5F"/>
+                <w:sz w:val="17"/>
+              </w:rPr>
+              <w:t>屏保样式</w:t>
+            </w:r>
+          </w:p>
+        </w:tc>
+        <w:tc>
+          <w:tcPr>
+            <w:tcW w:type="dxa" w:w="2550"/>
+            <w:shd w:fill="DDEBF7"/>
+            <w:vAlign w:val="center"/>
+            <w:tcMar>
+              <w:top w:w="90" w:type="dxa"/>
+              <w:start w:w="110" w:type="dxa"/>
+              <w:bottom w:w="90" w:type="dxa"/>
+              <w:end w:w="110" w:type="dxa"/>
+            </w:tcMar>
+          </w:tcPr>
+          <w:p>
+            <w:pPr>
+              <w:jc w:val="center"/>
+            </w:pPr>
+            <w:r>
+              <w:rPr>
+                <w:rFonts w:ascii="Microsoft YaHei" w:hAnsi="Microsoft YaHei" w:eastAsia="Microsoft YaHei"/>
+                <w:b/>
+                <w:color w:val="163A5F"/>
+                <w:sz w:val="17"/>
+              </w:rPr>
+              <w:t>缩略预览</w:t>
+            </w:r>
+          </w:p>
+        </w:tc>
+        <w:tc>
+          <w:tcPr>
+            <w:tcW w:type="dxa" w:w="5254"/>
+            <w:shd w:fill="DDEBF7"/>
+            <w:vAlign w:val="center"/>
+            <w:tcMar>
+              <w:top w:w="90" w:type="dxa"/>
+              <w:start w:w="110" w:type="dxa"/>
+              <w:bottom w:w="90" w:type="dxa"/>
+              <w:end w:w="110" w:type="dxa"/>
+            </w:tcMar>
+          </w:tcPr>
+          <w:p>
+            <w:pPr>
+              <w:jc w:val="center"/>
+            </w:pPr>
+            <w:r>
+              <w:rPr>
+                <w:rFonts w:ascii="Microsoft YaHei" w:hAnsi="Microsoft YaHei" w:eastAsia="Microsoft YaHei"/>
+                <w:b/>
+                <w:color w:val="163A5F"/>
+                <w:sz w:val="17"/>
+              </w:rPr>
+              <w:t>全屏表现与规则</w:t>
+            </w:r>
+          </w:p>
+        </w:tc>
+      </w:tr>
+      <w:tr>
+        <w:tc>
+          <w:tcPr>
+            <w:tcW w:type="dxa" w:w="1700"/>
+            <w:vAlign w:val="center"/>
+            <w:tcMar>
+              <w:top w:w="90" w:type="dxa"/>
+              <w:start w:w="110" w:type="dxa"/>
+              <w:bottom w:w="90" w:type="dxa"/>
+              <w:end w:w="110" w:type="dxa"/>
+            </w:tcMar>
+          </w:tcPr>
+          <w:p>
+            <w:pPr>
+              <w:jc w:val="center"/>
+            </w:pPr>
+            <w:r>
+              <w:rPr>
+                <w:rFonts w:ascii="Microsoft YaHei" w:hAnsi="Microsoft YaHei" w:eastAsia="Microsoft YaHei"/>
+                <w:b w:val="0"/>
+                <w:sz w:val="17"/>
+              </w:rPr>
+              <w:t>简约时钟（默认）</w:t>
+            </w:r>
+          </w:p>
+        </w:tc>
+        <w:tc>
+          <w:tcPr>
+            <w:tcW w:type="dxa" w:w="2550"/>
+            <w:vAlign w:val="center"/>
+            <w:tcMar>
+              <w:top w:w="90" w:type="dxa"/>
+              <w:start w:w="110" w:type="dxa"/>
+              <w:bottom w:w="90" w:type="dxa"/>
+              <w:end w:w="110" w:type="dxa"/>
+            </w:tcMar>
+          </w:tcPr>
+          <w:p>
+            <w:r>
+              <w:rPr>
+                <w:rFonts w:ascii="Microsoft YaHei" w:hAnsi="Microsoft YaHei" w:eastAsia="Microsoft YaHei"/>
+                <w:b w:val="0"/>
+                <w:sz w:val="17"/>
+              </w:rPr>
+              <w:t>大号时间、日期、星期，深色背景</w:t>
+            </w:r>
+          </w:p>
+        </w:tc>
+        <w:tc>
+          <w:tcPr>
+            <w:tcW w:type="dxa" w:w="5254"/>
+            <w:vAlign w:val="center"/>
+            <w:tcMar>
+              <w:top w:w="90" w:type="dxa"/>
+              <w:start w:w="110" w:type="dxa"/>
+              <w:bottom w:w="90" w:type="dxa"/>
+              <w:end w:w="110" w:type="dxa"/>
+            </w:tcMar>
+          </w:tcPr>
+          <w:p>
+            <w:r>
+              <w:rPr>
+                <w:rFonts w:ascii="Microsoft YaHei" w:hAnsi="Microsoft YaHei" w:eastAsia="Microsoft YaHei"/>
+                <w:b w:val="0"/>
+                <w:sz w:val="17"/>
+              </w:rPr>
+              <w:t>每分钟刷新；时钟位置可轻微位移，降低烧屏风险。</w:t>
+            </w:r>
+          </w:p>
+        </w:tc>
+      </w:tr>
+      <w:tr>
+        <w:tc>
+          <w:tcPr>
+            <w:tcW w:type="dxa" w:w="1700"/>
+            <w:vAlign w:val="center"/>
+            <w:tcMar>
+              <w:top w:w="90" w:type="dxa"/>
+              <w:start w:w="110" w:type="dxa"/>
+              <w:bottom w:w="90" w:type="dxa"/>
+              <w:end w:w="110" w:type="dxa"/>
+            </w:tcMar>
+          </w:tcPr>
+          <w:p>
+            <w:pPr>
+              <w:jc w:val="center"/>
+            </w:pPr>
+            <w:r>
+              <w:rPr>
+                <w:rFonts w:ascii="Microsoft YaHei" w:hAnsi="Microsoft YaHei" w:eastAsia="Microsoft YaHei"/>
+                <w:b w:val="0"/>
+                <w:sz w:val="17"/>
+              </w:rPr>
+              <w:t>天气时钟</w:t>
+            </w:r>
+          </w:p>
+        </w:tc>
+        <w:tc>
+          <w:tcPr>
+            <w:tcW w:type="dxa" w:w="2550"/>
+            <w:vAlign w:val="center"/>
+            <w:tcMar>
+              <w:top w:w="90" w:type="dxa"/>
+              <w:start w:w="110" w:type="dxa"/>
+              <w:bottom w:w="90" w:type="dxa"/>
+              <w:end w:w="110" w:type="dxa"/>
+            </w:tcMar>
+          </w:tcPr>
+          <w:p>
+            <w:r>
+              <w:rPr>
+                <w:rFonts w:ascii="Microsoft YaHei" w:hAnsi="Microsoft YaHei" w:eastAsia="Microsoft YaHei"/>
+                <w:b w:val="0"/>
+                <w:sz w:val="17"/>
+              </w:rPr>
+              <w:t>时间、天气图标、温度、城市</w:t>
+            </w:r>
+          </w:p>
+        </w:tc>
+        <w:tc>
+          <w:tcPr>
+            <w:tcW w:type="dxa" w:w="5254"/>
+            <w:vAlign w:val="center"/>
+            <w:tcMar>
+              <w:top w:w="90" w:type="dxa"/>
+              <w:start w:w="110" w:type="dxa"/>
+              <w:bottom w:w="90" w:type="dxa"/>
+              <w:end w:w="110" w:type="dxa"/>
+            </w:tcMar>
+          </w:tcPr>
+          <w:p>
+            <w:r>
+              <w:rPr>
+                <w:rFonts w:ascii="Microsoft YaHei" w:hAnsi="Microsoft YaHei" w:eastAsia="Microsoft YaHei"/>
+                <w:b w:val="0"/>
+                <w:sz w:val="17"/>
+              </w:rPr>
+              <w:t>需要网络和城市信息；不可用时降级为简约时钟，并显示轻提示。</w:t>
+            </w:r>
+          </w:p>
+        </w:tc>
+      </w:tr>
+      <w:tr>
+        <w:tc>
+          <w:tcPr>
+            <w:tcW w:type="dxa" w:w="1700"/>
+            <w:vAlign w:val="center"/>
+            <w:tcMar>
+              <w:top w:w="90" w:type="dxa"/>
+              <w:start w:w="110" w:type="dxa"/>
+              <w:bottom w:w="90" w:type="dxa"/>
+              <w:end w:w="110" w:type="dxa"/>
+            </w:tcMar>
+          </w:tcPr>
+          <w:p>
+            <w:pPr>
+              <w:jc w:val="center"/>
+            </w:pPr>
+            <w:r>
+              <w:rPr>
+                <w:rFonts w:ascii="Microsoft YaHei" w:hAnsi="Microsoft YaHei" w:eastAsia="Microsoft YaHei"/>
+                <w:b w:val="0"/>
+                <w:sz w:val="17"/>
+              </w:rPr>
+              <w:t>相册轮播</w:t>
+            </w:r>
+          </w:p>
+        </w:tc>
+        <w:tc>
+          <w:tcPr>
+            <w:tcW w:type="dxa" w:w="2550"/>
+            <w:vAlign w:val="center"/>
+            <w:tcMar>
+              <w:top w:w="90" w:type="dxa"/>
+              <w:start w:w="110" w:type="dxa"/>
+              <w:bottom w:w="90" w:type="dxa"/>
+              <w:end w:w="110" w:type="dxa"/>
+            </w:tcMar>
+          </w:tcPr>
+          <w:p>
+            <w:r>
+              <w:rPr>
+                <w:rFonts w:ascii="Microsoft YaHei" w:hAnsi="Microsoft YaHei" w:eastAsia="Microsoft YaHei"/>
+                <w:b w:val="0"/>
+                <w:sz w:val="17"/>
+              </w:rPr>
+              <w:t>横向图片/内置艺术图，弱化时间</w:t>
+            </w:r>
+          </w:p>
+        </w:tc>
+        <w:tc>
+          <w:tcPr>
+            <w:tcW w:type="dxa" w:w="5254"/>
+            <w:vAlign w:val="center"/>
+            <w:tcMar>
+              <w:top w:w="90" w:type="dxa"/>
+              <w:start w:w="110" w:type="dxa"/>
+              <w:bottom w:w="90" w:type="dxa"/>
+              <w:end w:w="110" w:type="dxa"/>
+            </w:tcMar>
+          </w:tcPr>
+          <w:p>
+            <w:r>
+              <w:rPr>
+                <w:rFonts w:ascii="Microsoft YaHei" w:hAnsi="Microsoft YaHei" w:eastAsia="Microsoft YaHei"/>
+                <w:b w:val="0"/>
+                <w:sz w:val="17"/>
+              </w:rPr>
+              <w:t>20-30 秒淡入淡出切换；首发使用内置艺术图，后续可接入已授权相册。</w:t>
+            </w:r>
+          </w:p>
+        </w:tc>
+      </w:tr>
+      <w:tr>
+        <w:tc>
+          <w:tcPr>
+            <w:tcW w:type="dxa" w:w="1700"/>
+            <w:vAlign w:val="center"/>
+            <w:tcMar>
+              <w:top w:w="90" w:type="dxa"/>
+              <w:start w:w="110" w:type="dxa"/>
+              <w:bottom w:w="90" w:type="dxa"/>
+              <w:end w:w="110" w:type="dxa"/>
+            </w:tcMar>
+          </w:tcPr>
+          <w:p>
+            <w:pPr>
+              <w:jc w:val="center"/>
+            </w:pPr>
+            <w:r>
+              <w:rPr>
+                <w:rFonts w:ascii="Microsoft YaHei" w:hAnsi="Microsoft YaHei" w:eastAsia="Microsoft YaHei"/>
+                <w:b w:val="0"/>
+                <w:sz w:val="17"/>
+              </w:rPr>
+              <w:t>夜间息屏</w:t>
+            </w:r>
+          </w:p>
+        </w:tc>
+        <w:tc>
+          <w:tcPr>
+            <w:tcW w:type="dxa" w:w="2550"/>
+            <w:vAlign w:val="center"/>
+            <w:tcMar>
+              <w:top w:w="90" w:type="dxa"/>
+              <w:start w:w="110" w:type="dxa"/>
+              <w:bottom w:w="90" w:type="dxa"/>
+              <w:end w:w="110" w:type="dxa"/>
+            </w:tcMar>
+          </w:tcPr>
+          <w:p>
+            <w:r>
+              <w:rPr>
+                <w:rFonts w:ascii="Microsoft YaHei" w:hAnsi="Microsoft YaHei" w:eastAsia="Microsoft YaHei"/>
+                <w:b w:val="0"/>
+                <w:sz w:val="17"/>
+              </w:rPr>
+              <w:t>纯黑画面与月亮图标</w:t>
+            </w:r>
+          </w:p>
+        </w:tc>
+        <w:tc>
+          <w:tcPr>
+            <w:tcW w:type="dxa" w:w="5254"/>
+            <w:vAlign w:val="center"/>
+            <w:tcMar>
+              <w:top w:w="90" w:type="dxa"/>
+              <w:start w:w="110" w:type="dxa"/>
+              <w:bottom w:w="90" w:type="dxa"/>
+              <w:end w:w="110" w:type="dxa"/>
+            </w:tcMar>
+          </w:tcPr>
+          <w:p>
+            <w:r>
+              <w:rPr>
+                <w:rFonts w:ascii="Microsoft YaHei" w:hAnsi="Microsoft YaHei" w:eastAsia="Microsoft YaHei"/>
+                <w:b w:val="0"/>
+                <w:sz w:val="17"/>
+              </w:rPr>
+              <w:t>不显示时钟、图片或动效，用于夜间防眩光；音频播放不受影响。</w:t>
+            </w:r>
+          </w:p>
+        </w:tc>
+      </w:tr>
+    </w:tbl>
+    <w:p>
+      <w:pPr>
+        <w:pStyle w:val="ListBullet"/>
+      </w:pPr>
+      <w:r>
+        <w:rPr>
+          <w:rFonts w:ascii="Microsoft YaHei" w:hAnsi="Microsoft YaHei" w:eastAsia="Microsoft YaHei"/>
+          <w:b w:val="0"/>
           <w:sz w:val="21"/>
         </w:rPr>
         <w:t>亮度：提供低/中/高三档或滑杆；屏保状态下应降低亮度，避免长时间强光和烧屏。</w:t>
@@ -7938,23 +8372,10 @@
       <w:r>
         <w:rPr>
           <w:rFonts w:ascii="Microsoft YaHei" w:hAnsi="Microsoft YaHei" w:eastAsia="Microsoft YaHei"/>
-          <w:sz w:val="21"/>
-        </w:rPr>
-        <w:t>点击</w:t>
-      </w:r>
-      <w:r>
-        <w:rPr>
-          <w:rFonts w:ascii="Consolas" w:hAnsi="Consolas" w:eastAsia="Microsoft YaHei"/>
-          <w:sz w:val="21"/>
-        </w:rPr>
-        <w:t>预览</w:t>
-      </w:r>
-      <w:r>
-        <w:rPr>
-          <w:rFonts w:ascii="Microsoft YaHei" w:hAnsi="Microsoft YaHei" w:eastAsia="Microsoft YaHei"/>
-          <w:sz w:val="21"/>
-        </w:rPr>
-        <w:t>后全屏展示所选屏保，点击屏幕、遥控器任意键或音频状态变化后退出预览。</w:t>
+          <w:b w:val="0"/>
+          <w:sz w:val="21"/>
+        </w:rPr>
+        <w:t>点击预览后全屏展示所选屏保；点击屏幕、遥控器任意键或进入需要用户确认的系统弹窗后退出预览。音频播放、音量变化和普通状态更新不退出屏保。</w:t>
       </w:r>
     </w:p>
     <w:p>

--- a/doc/Soundbar带屏智能音响UI_PRD.docx
+++ b/doc/Soundbar带屏智能音响UI_PRD.docx
@@ -7917,7 +7917,7 @@
           <w:b w:val="0"/>
           <w:sz w:val="21"/>
         </w:rPr>
-        <w:t>屏保样式采用常见的 2 x 2 卡片布局：简约时钟、天气时钟、相册轮播、夜间息屏；默认选中简约时钟。不提供“音律”样式。</w:t>
+        <w:t>屏保样式采用横向三卡片布局：简约时钟、天气时钟、夜间息屏；默认选中简约时钟，只提供上述三种样式。</w:t>
       </w:r>
     </w:p>
     <w:p>
@@ -7930,7 +7930,7 @@
           <w:b w:val="0"/>
           <w:sz w:val="21"/>
         </w:rPr>
-        <w:t>每张卡片使用 16:9 缩略预览，包含名称、简短说明和选中标识；选中态使用高亮边框 + 勾选，不只依赖颜色区分。</w:t>
+        <w:t>每张样式卡片采用 16:9 缩略预览，包含样式名称、简短说明和选中标识；选中态使用高亮边框 + 右上角勾选，不只依赖颜色区分。选择简约时钟或天气时钟后，在卡片下方显示“内置壁纸”横向选择区；首发内置 6 张壁纸，夜间息屏不显示壁纸选择区。</w:t>
       </w:r>
     </w:p>
     <w:p>
@@ -8008,7 +8008,7 @@
                 <w:color w:val="163A5F"/>
                 <w:sz w:val="17"/>
               </w:rPr>
-              <w:t>屏保样式</w:t>
+              <w:t>项目</w:t>
             </w:r>
           </w:p>
         </w:tc>
@@ -8111,7 +8111,7 @@
                 <w:b w:val="0"/>
                 <w:sz w:val="17"/>
               </w:rPr>
-              <w:t>大号时间、日期、星期，深色背景</w:t>
+              <w:t>大号时间、日期、星期，使用已选壁纸</w:t>
             </w:r>
           </w:p>
         </w:tc>
@@ -8182,7 +8182,7 @@
                 <w:b w:val="0"/>
                 <w:sz w:val="17"/>
               </w:rPr>
-              <w:t>时间、天气图标、温度、城市</w:t>
+              <w:t>时间、天气图标、温度、城市，使用已选壁纸</w:t>
             </w:r>
           </w:p>
         </w:tc>
@@ -8204,7 +8204,7 @@
                 <w:b w:val="0"/>
                 <w:sz w:val="17"/>
               </w:rPr>
-              <w:t>需要网络和城市信息；不可用时降级为简约时钟，并显示轻提示。</w:t>
+              <w:t>需要网络和城市信息；不可用时降级为简约时钟和当前壁纸。</w:t>
             </w:r>
           </w:p>
         </w:tc>
@@ -8231,7 +8231,7 @@
                 <w:b w:val="0"/>
                 <w:sz w:val="17"/>
               </w:rPr>
-              <w:t>相册轮播</w:t>
+              <w:t>夜间息屏</w:t>
             </w:r>
           </w:p>
         </w:tc>
@@ -8253,7 +8253,7 @@
                 <w:b w:val="0"/>
                 <w:sz w:val="17"/>
               </w:rPr>
-              <w:t>横向图片/内置艺术图，弱化时间</w:t>
+              <w:t>纯黑画面与月亮图标</w:t>
             </w:r>
           </w:p>
         </w:tc>
@@ -8275,7 +8275,7 @@
                 <w:b w:val="0"/>
                 <w:sz w:val="17"/>
               </w:rPr>
-              <w:t>20-30 秒淡入淡出切换；首发使用内置艺术图，后续可接入已授权相册。</w:t>
+              <w:t>不显示时钟、图片或动效，用于夜间防眩光；音频播放不受影响。</w:t>
             </w:r>
           </w:p>
         </w:tc>
@@ -8302,7 +8302,7 @@
                 <w:b w:val="0"/>
                 <w:sz w:val="17"/>
               </w:rPr>
-              <w:t>夜间息屏</w:t>
+              <w:t>内置壁纸（选项）</w:t>
             </w:r>
           </w:p>
         </w:tc>
@@ -8324,7 +8324,7 @@
                 <w:b w:val="0"/>
                 <w:sz w:val="17"/>
               </w:rPr>
-              <w:t>纯黑画面与月亮图标</w:t>
+              <w:t>6 张固定壁纸缩略图</w:t>
             </w:r>
           </w:p>
         </w:tc>
@@ -8346,7 +8346,7 @@
                 <w:b w:val="0"/>
                 <w:sz w:val="17"/>
               </w:rPr>
-              <w:t>不显示时钟、图片或动效，用于夜间防眩光；音频播放不受影响。</w:t>
+              <w:t>仅作用于简约时钟和天气时钟；切换后立即保存，夜间息屏不显示壁纸选择区。</w:t>
             </w:r>
           </w:p>
         </w:tc>
@@ -10227,9 +10227,10 @@
       <w:r>
         <w:rPr>
           <w:rFonts w:ascii="Microsoft YaHei" w:hAnsi="Microsoft YaHei" w:eastAsia="Microsoft YaHei"/>
-          <w:sz w:val="21"/>
-        </w:rPr>
-        <w:t>屏保样式卡片、预览态，以及日志上报的确认、上传中、成功、失败状态稿。</w:t>
+          <w:b w:val="0"/>
+          <w:sz w:val="21"/>
+        </w:rPr>
+        <w:t>屏保样式卡片、内置壁纸卡片、预览态，以及日志上报的确认、上传中、成功、失败状态稿。</w:t>
       </w:r>
     </w:p>
     <w:p>
